--- a/templates/reference.docx
+++ b/templates/reference.docx
@@ -318,7 +318,7 @@
         <w:numRestart w:val="eachSect"/>
       </w:footnotePr>
       <w:pgSz w:w="11906" w:h="16838"/>
-      <w:pgMar w:top="1134" w:right="1134" w:bottom="1134" w:left="1134" w:header="567" w:footer="567" w:gutter="0"/>
+      <w:pgMar w:top="851" w:right="851" w:bottom="851" w:left="851" w:header="567" w:footer="567" w:gutter="0"/>
     </w:sectPr>
   </w:body>
 </w:document>
@@ -488,8 +488,8 @@
     <w:rPrDefault>
       <w:rPr>
         <w:rFonts w:ascii="Yu Gothic" w:hAnsi="Yu Gothic" w:eastAsia="Yu Gothic" w:cs="Yu Gothic"/>
-        <w:sz w:val="20"/>
-        <w:szCs w:val="20"/>
+        <w:sz w:val="19"/>
+        <w:szCs w:val="19"/>
         <w:lang w:val="en-US" w:eastAsia="ja-JP" w:bidi="ar-SA"/>
       </w:rPr>
     </w:rPrDefault>
